--- a/lessons/8-7-group1/homework.docx
+++ b/lessons/8-7-group1/homework.docx
@@ -115,7 +115,7 @@
           <wp:inline distT="0" distB="0" distL="0" distR="0">
             <wp:extent cx="1047750" cy="790575"/>
             <wp:effectExtent t="0" r="0" b="0" l="0"/>
-            <wp:docPr id="1" name="" descr="" title=""/>
+            <wp:docPr id="1" name="Model" descr="Picture illustrating the vocabulary word &quot;Model&quot;" title="Model"/>
             <wp:cNvGraphicFramePr>
               <a:graphicFrameLocks xmlns:a="http://schemas.openxmlformats.org/drawingml/2006/main" noChangeAspect="1"/>
             </wp:cNvGraphicFramePr>
@@ -161,10 +161,10 @@
           <w:b/>
           <w:bCs/>
         </w:rPr>
-        <w:t xml:space="preserve">Equations and Inequalities Problem Solving (Resolución de problemas con ecuaciones y desigualdades)</w:t>
-      </w:r>
-      <w:r>
-        <w:t xml:space="preserve"> — Use an equation for one exact value or an inequality for a range of values in a real situation.</w:t>
+        <w:t xml:space="preserve">Model (Modelar)</w:t>
+      </w:r>
+      <w:r>
+        <w:t xml:space="preserve"> — To show a real-life situation with an equation or inequality.</w:t>
       </w:r>
     </w:p>
     <w:p>
@@ -178,7 +178,7 @@
           <wp:inline distT="0" distB="0" distL="0" distR="0">
             <wp:extent cx="1047750" cy="790575"/>
             <wp:effectExtent t="0" r="0" b="0" l="0"/>
-            <wp:docPr id="1" name="" descr="" title=""/>
+            <wp:docPr id="1" name="Equation" descr="Picture illustrating the vocabulary word &quot;Equation&quot;" title="Equation"/>
             <wp:cNvGraphicFramePr>
               <a:graphicFrameLocks xmlns:a="http://schemas.openxmlformats.org/drawingml/2006/main" noChangeAspect="1"/>
             </wp:cNvGraphicFramePr>
@@ -224,10 +224,10 @@
           <w:b/>
           <w:bCs/>
         </w:rPr>
-        <w:t xml:space="preserve">Model (Modelar)</w:t>
-      </w:r>
-      <w:r>
-        <w:t xml:space="preserve"> — To show a real-life situation with an equation or inequality.</w:t>
+        <w:t xml:space="preserve">Equation (Ecuación)</w:t>
+      </w:r>
+      <w:r>
+        <w:t xml:space="preserve"> — A math sentence with an equal sign showing both sides are the same.</w:t>
       </w:r>
     </w:p>
     <w:p>
@@ -241,7 +241,7 @@
           <wp:inline distT="0" distB="0" distL="0" distR="0">
             <wp:extent cx="1047750" cy="790575"/>
             <wp:effectExtent t="0" r="0" b="0" l="0"/>
-            <wp:docPr id="1" name="" descr="" title=""/>
+            <wp:docPr id="1" name="Inequality" descr="Picture illustrating the vocabulary word &quot;Inequality&quot;" title="Inequality"/>
             <wp:cNvGraphicFramePr>
               <a:graphicFrameLocks xmlns:a="http://schemas.openxmlformats.org/drawingml/2006/main" noChangeAspect="1"/>
             </wp:cNvGraphicFramePr>
@@ -287,10 +287,10 @@
           <w:b/>
           <w:bCs/>
         </w:rPr>
-        <w:t xml:space="preserve">Equation (Ecuación)</w:t>
-      </w:r>
-      <w:r>
-        <w:t xml:space="preserve"> — A math sentence with an equal sign showing both sides are the same.</w:t>
+        <w:t xml:space="preserve">Inequality (Desigualdad)</w:t>
+      </w:r>
+      <w:r>
+        <w:t xml:space="preserve"> — A math sentence that compares two sides with &lt;, &gt;, ≤, or ≥.</w:t>
       </w:r>
     </w:p>
     <w:p>
@@ -304,7 +304,7 @@
           <wp:inline distT="0" distB="0" distL="0" distR="0">
             <wp:extent cx="1047750" cy="790575"/>
             <wp:effectExtent t="0" r="0" b="0" l="0"/>
-            <wp:docPr id="1" name="" descr="" title=""/>
+            <wp:docPr id="1" name="Reasonableness" descr="Picture illustrating the vocabulary word &quot;Reasonableness&quot;" title="Reasonableness"/>
             <wp:cNvGraphicFramePr>
               <a:graphicFrameLocks xmlns:a="http://schemas.openxmlformats.org/drawingml/2006/main" noChangeAspect="1"/>
             </wp:cNvGraphicFramePr>
@@ -350,10 +350,10 @@
           <w:b/>
           <w:bCs/>
         </w:rPr>
-        <w:t xml:space="preserve">Inequality (Desigualdad)</w:t>
-      </w:r>
-      <w:r>
-        <w:t xml:space="preserve"> — A math sentence that compares two sides with &lt;, &gt;, ≤, or ≥.</w:t>
+        <w:t xml:space="preserve">Reasonableness (Razonabilidad)</w:t>
+      </w:r>
+      <w:r>
+        <w:t xml:space="preserve"> — Checking if your answer makes sense.</w:t>
       </w:r>
     </w:p>
     <w:p>
@@ -367,7 +367,7 @@
           <wp:inline distT="0" distB="0" distL="0" distR="0">
             <wp:extent cx="1047750" cy="790575"/>
             <wp:effectExtent t="0" r="0" b="0" l="0"/>
-            <wp:docPr id="1" name="" descr="" title=""/>
+            <wp:docPr id="1" name="Variable" descr="Picture illustrating the vocabulary word &quot;Variable&quot;" title="Variable"/>
             <wp:cNvGraphicFramePr>
               <a:graphicFrameLocks xmlns:a="http://schemas.openxmlformats.org/drawingml/2006/main" noChangeAspect="1"/>
             </wp:cNvGraphicFramePr>
@@ -413,10 +413,10 @@
           <w:b/>
           <w:bCs/>
         </w:rPr>
-        <w:t xml:space="preserve">Reasonableness (Razonabilidad)</w:t>
-      </w:r>
-      <w:r>
-        <w:t xml:space="preserve"> — Checking if your answer makes sense.</w:t>
+        <w:t xml:space="preserve">Variable (Variable)</w:t>
+      </w:r>
+      <w:r>
+        <w:t xml:space="preserve"> — A letter that stands for a number that is unknown or can change.</w:t>
       </w:r>
     </w:p>
     <w:p>
@@ -430,7 +430,7 @@
           <wp:inline distT="0" distB="0" distL="0" distR="0">
             <wp:extent cx="1047750" cy="790575"/>
             <wp:effectExtent t="0" r="0" b="0" l="0"/>
-            <wp:docPr id="1" name="" descr="" title=""/>
+            <wp:docPr id="1" name="Constraint" descr="Picture illustrating the vocabulary word &quot;Constraint&quot;" title="Constraint"/>
             <wp:cNvGraphicFramePr>
               <a:graphicFrameLocks xmlns:a="http://schemas.openxmlformats.org/drawingml/2006/main" noChangeAspect="1"/>
             </wp:cNvGraphicFramePr>
@@ -444,7 +444,7 @@
                     </pic:cNvPicPr>
                   </pic:nvPicPr>
                   <pic:blipFill>
-                    <a:blip r:embed="rId12" cstate="none"/>
+                    <a:blip r:embed="rId9" cstate="none"/>
                     <a:srcRect/>
                     <a:stretch>
                       <a:fillRect/>
@@ -476,69 +476,6 @@
           <w:b/>
           <w:bCs/>
         </w:rPr>
-        <w:t xml:space="preserve">Variable (Variable)</w:t>
-      </w:r>
-      <w:r>
-        <w:t xml:space="preserve"> — A letter that stands for a number that is unknown or can change.</w:t>
-      </w:r>
-    </w:p>
-    <w:p>
-      <w:pPr>
-        <w:keepNext/>
-        <w:spacing w:after="20" w:before="80"/>
-        <w:jc w:val="center"/>
-      </w:pPr>
-      <w:r>
-        <w:drawing>
-          <wp:inline distT="0" distB="0" distL="0" distR="0">
-            <wp:extent cx="1047750" cy="790575"/>
-            <wp:effectExtent t="0" r="0" b="0" l="0"/>
-            <wp:docPr id="1" name="" descr="" title=""/>
-            <wp:cNvGraphicFramePr>
-              <a:graphicFrameLocks xmlns:a="http://schemas.openxmlformats.org/drawingml/2006/main" noChangeAspect="1"/>
-            </wp:cNvGraphicFramePr>
-            <a:graphic xmlns:a="http://schemas.openxmlformats.org/drawingml/2006/main">
-              <a:graphicData uri="http://schemas.openxmlformats.org/drawingml/2006/picture">
-                <pic:pic xmlns:pic="http://schemas.openxmlformats.org/drawingml/2006/picture">
-                  <pic:nvPicPr>
-                    <pic:cNvPr id="0" name="" descr=""/>
-                    <pic:cNvPicPr>
-                      <a:picLocks noChangeAspect="1" noChangeArrowheads="1"/>
-                    </pic:cNvPicPr>
-                  </pic:nvPicPr>
-                  <pic:blipFill>
-                    <a:blip r:embed="rId10" cstate="none"/>
-                    <a:srcRect/>
-                    <a:stretch>
-                      <a:fillRect/>
-                    </a:stretch>
-                  </pic:blipFill>
-                  <pic:spPr bwMode="auto">
-                    <a:xfrm>
-                      <a:off x="0" y="0"/>
-                      <a:ext cx="1047750" cy="790575"/>
-                    </a:xfrm>
-                    <a:prstGeom prst="rect">
-                      <a:avLst/>
-                    </a:prstGeom>
-                  </pic:spPr>
-                </pic:pic>
-              </a:graphicData>
-            </a:graphic>
-          </wp:inline>
-        </w:drawing>
-      </w:r>
-    </w:p>
-    <w:p>
-      <w:pPr>
-        <w:keepNext/>
-        <w:spacing w:after="120"/>
-      </w:pPr>
-      <w:r>
-        <w:rPr>
-          <w:b/>
-          <w:bCs/>
-        </w:rPr>
         <w:t xml:space="preserve">Constraint (Restricción)</w:t>
       </w:r>
       <w:r>
@@ -689,212 +626,39 @@
           <w:b/>
           <w:bCs/>
         </w:rPr>
-        <w:t xml:space="preserve">3. Room 2: The vault keypad clue reads, 'A number of stolen coins plus 6 equals 14.' Solve x + 6 = 14 to find the code x.</w:t>
-      </w:r>
-    </w:p>
-    <w:p>
-      <w:pPr>
-        <w:spacing w:after="40" w:before="0"/>
-      </w:pPr>
-      <w:r>
-        <w:t xml:space="preserve">     A. x = 8</w:t>
-      </w:r>
-    </w:p>
-    <w:p>
-      <w:pPr>
-        <w:spacing w:after="40" w:before="0"/>
-      </w:pPr>
-      <w:r>
-        <w:t xml:space="preserve">     B. x = 20</w:t>
-      </w:r>
-    </w:p>
-    <w:p>
-      <w:pPr>
-        <w:spacing w:after="40" w:before="0"/>
-      </w:pPr>
-      <w:r>
-        <w:t xml:space="preserve">     C. x = 6</w:t>
-      </w:r>
-    </w:p>
-    <w:p>
-      <w:pPr>
-        <w:spacing w:after="40" w:before="0"/>
-      </w:pPr>
-      <w:r>
-        <w:t xml:space="preserve">     D. x = 2</w:t>
-      </w:r>
-    </w:p>
-    <w:p>
-      <w:pPr>
-        <w:spacing w:after="60" w:before="120"/>
-      </w:pPr>
-      <w:r>
-        <w:rPr>
-          <w:color w:val="BBBBBB"/>
-        </w:rPr>
-        <w:t xml:space="preserve">______________________________________________________________________</w:t>
-      </w:r>
-    </w:p>
-    <w:p>
-      <w:pPr>
-        <w:spacing w:after="80" w:before="0"/>
-      </w:pPr>
-      <w:r>
-        <w:rPr>
-          <w:b/>
-          <w:bCs/>
-        </w:rPr>
-        <w:t xml:space="preserve">4. Room 3: A sign warns, 'The safe holds at most 20 gold bars.' Which inequality models the number of bars x?</w:t>
-      </w:r>
-    </w:p>
-    <w:p>
-      <w:pPr>
-        <w:spacing w:after="40" w:before="0"/>
-      </w:pPr>
-      <w:r>
-        <w:t xml:space="preserve">     A. x ≤ 20</w:t>
-      </w:r>
-    </w:p>
-    <w:p>
-      <w:pPr>
-        <w:spacing w:after="40" w:before="0"/>
-      </w:pPr>
-      <w:r>
-        <w:t xml:space="preserve">     B. x ≥ 20</w:t>
-      </w:r>
-    </w:p>
-    <w:p>
-      <w:pPr>
-        <w:spacing w:after="40" w:before="0"/>
-      </w:pPr>
-      <w:r>
-        <w:t xml:space="preserve">     C. x &gt; 20</w:t>
-      </w:r>
-    </w:p>
-    <w:p>
-      <w:pPr>
-        <w:spacing w:after="40" w:before="0"/>
-      </w:pPr>
-      <w:r>
-        <w:t xml:space="preserve">     D. x = 20</w:t>
-      </w:r>
-    </w:p>
-    <w:p>
-      <w:pPr>
-        <w:spacing w:after="60" w:before="120"/>
-      </w:pPr>
-      <w:r>
-        <w:rPr>
-          <w:color w:val="BBBBBB"/>
-        </w:rPr>
-        <w:t xml:space="preserve">______________________________________________________________________</w:t>
-      </w:r>
-    </w:p>
-    <w:p>
-      <w:pPr>
-        <w:spacing w:after="80" w:before="0"/>
-      </w:pPr>
-      <w:r>
-        <w:rPr>
-          <w:b/>
-          <w:bCs/>
-        </w:rPr>
-        <w:t xml:space="preserve">5. Room 4: A locked drawer clue reads, 'Five identical evidence boxes weigh 60 pounds in all.' Solve 5w = 60 for each box's weight w.</w:t>
-      </w:r>
-    </w:p>
-    <w:p>
-      <w:pPr>
-        <w:spacing w:after="40" w:before="0"/>
-      </w:pPr>
-      <w:r>
-        <w:t xml:space="preserve">     A. w = 12</w:t>
-      </w:r>
-    </w:p>
-    <w:p>
-      <w:pPr>
-        <w:spacing w:after="40" w:before="0"/>
-      </w:pPr>
-      <w:r>
-        <w:t xml:space="preserve">     B. w = 55</w:t>
-      </w:r>
-    </w:p>
-    <w:p>
-      <w:pPr>
-        <w:spacing w:after="40" w:before="0"/>
-      </w:pPr>
-      <w:r>
-        <w:t xml:space="preserve">     C. w = 300</w:t>
-      </w:r>
-    </w:p>
-    <w:p>
-      <w:pPr>
-        <w:spacing w:after="40" w:before="0"/>
-      </w:pPr>
-      <w:r>
-        <w:t xml:space="preserve">     D. w = 65</w:t>
-      </w:r>
-    </w:p>
-    <w:p>
-      <w:pPr>
-        <w:spacing w:after="60" w:before="120"/>
-      </w:pPr>
-      <w:r>
-        <w:rPr>
-          <w:color w:val="BBBBBB"/>
-        </w:rPr>
-        <w:t xml:space="preserve">______________________________________________________________________</w:t>
-      </w:r>
-    </w:p>
-    <w:p>
-      <w:pPr>
-        <w:spacing w:after="80" w:before="0"/>
-      </w:pPr>
-      <w:r>
-        <w:rPr>
-          <w:b/>
-          <w:bCs/>
-        </w:rPr>
-        <w:t xml:space="preserve">6. Level 2 Extension — The Final Door: Catch the Detective's Mistake</w:t>
-      </w:r>
-    </w:p>
-    <w:p>
-      <w:pPr>
-        <w:spacing w:after="40" w:before="0"/>
-      </w:pPr>
-      <w:r>
-        <w:t xml:space="preserve">   Step 1 (Clue): Solve the keypad inequality 3x ≤ 18 to find how many bars x fit.</w:t>
-      </w:r>
-    </w:p>
-    <w:p>
-      <w:pPr>
-        <w:spacing w:after="40" w:before="0"/>
-      </w:pPr>
-      <w:r>
-        <w:t xml:space="preserve">   Step 2 (Step 1): 3x ≤ 18</w:t>
-      </w:r>
-    </w:p>
-    <w:p>
-      <w:pPr>
-        <w:spacing w:after="40" w:before="0"/>
-      </w:pPr>
-      <w:r>
-        <w:t xml:space="preserve">   Step 3 (Step 2): Divide only the left side by 3: 3x ÷ 3 ≤ 18</w:t>
-      </w:r>
-    </w:p>
-    <w:p>
-      <w:pPr>
-        <w:spacing w:after="40" w:before="0"/>
-      </w:pPr>
-      <w:r>
-        <w:t xml:space="preserve">   Step 4 (Step 3): x ≤ 18</w:t>
-      </w:r>
-    </w:p>
-    <w:p>
-      <w:pPr>
-        <w:spacing w:after="40" w:before="0"/>
-      </w:pPr>
-      <w:r>
-        <w:t xml:space="preserve">   Step 5 (Answer): At most 18 bars fit.</w:t>
+        <w:t xml:space="preserve">3. Spot the Common Mistake</w:t>
+      </w:r>
+    </w:p>
+    <w:p>
+      <w:pPr>
+        <w:spacing w:after="40" w:before="0"/>
+      </w:pPr>
+      <w:r>
+        <w:t xml:space="preserve">   Step 1 (Problem): A detective already found 8 fingerprints at the scene. After dusting more surfaces, she has 15 fingerprints in all. How many new fingerprints did she find?</w:t>
+      </w:r>
+    </w:p>
+    <w:p>
+      <w:pPr>
+        <w:spacing w:after="40" w:before="0"/>
+      </w:pPr>
+      <w:r>
+        <w:t xml:space="preserve">   Step 2 (Model): x + 8 = 15</w:t>
+      </w:r>
+    </w:p>
+    <w:p>
+      <w:pPr>
+        <w:spacing w:after="40" w:before="0"/>
+      </w:pPr>
+      <w:r>
+        <w:t xml:space="preserve">   Step 3 (Solve): x = 15 + 8 = 23</w:t>
+      </w:r>
+    </w:p>
+    <w:p>
+      <w:pPr>
+        <w:spacing w:after="40" w:before="0"/>
+      </w:pPr>
+      <w:r>
+        <w:t xml:space="preserve">   Step 4 (Answer): 23 new fingerprints.</w:t>
       </w:r>
     </w:p>
     <w:p>
@@ -951,39 +715,267 @@
           <w:b/>
           <w:bCs/>
         </w:rPr>
-        <w:t xml:space="preserve">7. Find the Problem-Solving Error</w:t>
-      </w:r>
-    </w:p>
-    <w:p>
-      <w:pPr>
-        <w:spacing w:after="40" w:before="0"/>
-      </w:pPr>
-      <w:r>
-        <w:t xml:space="preserve">   Step 1 (Problem): A parking lot holds at most 200 cars. There are 134 already. How many more can park?</w:t>
-      </w:r>
-    </w:p>
-    <w:p>
-      <w:pPr>
-        <w:spacing w:after="40" w:before="0"/>
-      </w:pPr>
-      <w:r>
-        <w:t xml:space="preserve">   Step 2 (Model): 134 + c = 200</w:t>
-      </w:r>
-    </w:p>
-    <w:p>
-      <w:pPr>
-        <w:spacing w:after="40" w:before="0"/>
-      </w:pPr>
-      <w:r>
-        <w:t xml:space="preserve">   Step 3 (Solve): c = 66</w:t>
-      </w:r>
-    </w:p>
-    <w:p>
-      <w:pPr>
-        <w:spacing w:after="40" w:before="0"/>
-      </w:pPr>
-      <w:r>
-        <w:t xml:space="preserve">   Step 4 (Answer): Exactly 66 more cars can park.</w:t>
+        <w:t xml:space="preserve">4. A student solved 4n = 52 and got n = 13. Is the answer reasonable if n represents the number of notebooks in a box?</w:t>
+      </w:r>
+    </w:p>
+    <w:p>
+      <w:pPr>
+        <w:spacing w:after="40" w:before="0"/>
+      </w:pPr>
+      <w:r>
+        <w:t xml:space="preserve">     A. No — 13 is too many notebooks</w:t>
+      </w:r>
+    </w:p>
+    <w:p>
+      <w:pPr>
+        <w:spacing w:after="40" w:before="0"/>
+      </w:pPr>
+      <w:r>
+        <w:t xml:space="preserve">     B. No — the answer should be 48</w:t>
+      </w:r>
+    </w:p>
+    <w:p>
+      <w:pPr>
+        <w:spacing w:after="40" w:before="0"/>
+      </w:pPr>
+      <w:r>
+        <w:t xml:space="preserve">     C. Yes — 13 notebooks per box is reasonable</w:t>
+      </w:r>
+    </w:p>
+    <w:p>
+      <w:pPr>
+        <w:spacing w:after="40" w:before="0"/>
+      </w:pPr>
+      <w:r>
+        <w:t xml:space="preserve">     D. Yes — but only if n is a fraction</w:t>
+      </w:r>
+    </w:p>
+    <w:p>
+      <w:pPr>
+        <w:spacing w:after="60" w:before="120"/>
+      </w:pPr>
+      <w:r>
+        <w:rPr>
+          <w:color w:val="BBBBBB"/>
+        </w:rPr>
+        <w:t xml:space="preserve">______________________________________________________________________</w:t>
+      </w:r>
+    </w:p>
+    <w:p>
+      <w:pPr>
+        <w:spacing w:after="80" w:before="0"/>
+      </w:pPr>
+      <w:r>
+        <w:rPr>
+          <w:b/>
+          <w:bCs/>
+        </w:rPr>
+        <w:t xml:space="preserve">5. Room 2: The vault keypad clue reads, 'A number of stolen coins plus 6 equals 14.' Solve x + 6 = 14 to find the code x.</w:t>
+      </w:r>
+    </w:p>
+    <w:p>
+      <w:pPr>
+        <w:spacing w:after="40" w:before="0"/>
+      </w:pPr>
+      <w:r>
+        <w:t xml:space="preserve">     A. x = 2</w:t>
+      </w:r>
+    </w:p>
+    <w:p>
+      <w:pPr>
+        <w:spacing w:after="40" w:before="0"/>
+      </w:pPr>
+      <w:r>
+        <w:t xml:space="preserve">     B. x = 6</w:t>
+      </w:r>
+    </w:p>
+    <w:p>
+      <w:pPr>
+        <w:spacing w:after="40" w:before="0"/>
+      </w:pPr>
+      <w:r>
+        <w:t xml:space="preserve">     C. x = 8</w:t>
+      </w:r>
+    </w:p>
+    <w:p>
+      <w:pPr>
+        <w:spacing w:after="40" w:before="0"/>
+      </w:pPr>
+      <w:r>
+        <w:t xml:space="preserve">     D. x = 20</w:t>
+      </w:r>
+    </w:p>
+    <w:p>
+      <w:pPr>
+        <w:spacing w:after="60" w:before="120"/>
+      </w:pPr>
+      <w:r>
+        <w:rPr>
+          <w:color w:val="BBBBBB"/>
+        </w:rPr>
+        <w:t xml:space="preserve">______________________________________________________________________</w:t>
+      </w:r>
+    </w:p>
+    <w:p>
+      <w:pPr>
+        <w:spacing w:after="80" w:before="0"/>
+      </w:pPr>
+      <w:r>
+        <w:rPr>
+          <w:b/>
+          <w:bCs/>
+        </w:rPr>
+        <w:t xml:space="preserve">6. Room 3: A sign warns, 'The safe holds at most 20 gold bars.' Which inequality models the number of bars x?</w:t>
+      </w:r>
+    </w:p>
+    <w:p>
+      <w:pPr>
+        <w:spacing w:after="40" w:before="0"/>
+      </w:pPr>
+      <w:r>
+        <w:t xml:space="preserve">     A. x ≤ 20</w:t>
+      </w:r>
+    </w:p>
+    <w:p>
+      <w:pPr>
+        <w:spacing w:after="40" w:before="0"/>
+      </w:pPr>
+      <w:r>
+        <w:t xml:space="preserve">     B. x ≥ 20</w:t>
+      </w:r>
+    </w:p>
+    <w:p>
+      <w:pPr>
+        <w:spacing w:after="40" w:before="0"/>
+      </w:pPr>
+      <w:r>
+        <w:t xml:space="preserve">     C. x &gt; 20</w:t>
+      </w:r>
+    </w:p>
+    <w:p>
+      <w:pPr>
+        <w:spacing w:after="40" w:before="0"/>
+      </w:pPr>
+      <w:r>
+        <w:t xml:space="preserve">     D. x = 20</w:t>
+      </w:r>
+    </w:p>
+    <w:p>
+      <w:pPr>
+        <w:spacing w:after="60" w:before="120"/>
+      </w:pPr>
+      <w:r>
+        <w:rPr>
+          <w:color w:val="BBBBBB"/>
+        </w:rPr>
+        <w:t xml:space="preserve">______________________________________________________________________</w:t>
+      </w:r>
+    </w:p>
+    <w:p>
+      <w:pPr>
+        <w:spacing w:after="80" w:before="0"/>
+      </w:pPr>
+      <w:r>
+        <w:rPr>
+          <w:b/>
+          <w:bCs/>
+        </w:rPr>
+        <w:t xml:space="preserve">7. Room 4: A locked drawer clue reads, 'Five identical evidence boxes weigh 60 pounds in all.' Solve 5w = 60 for each box's weight w.</w:t>
+      </w:r>
+    </w:p>
+    <w:p>
+      <w:pPr>
+        <w:spacing w:after="40" w:before="0"/>
+      </w:pPr>
+      <w:r>
+        <w:t xml:space="preserve">     A. w = 12</w:t>
+      </w:r>
+    </w:p>
+    <w:p>
+      <w:pPr>
+        <w:spacing w:after="40" w:before="0"/>
+      </w:pPr>
+      <w:r>
+        <w:t xml:space="preserve">     B. w = 55</w:t>
+      </w:r>
+    </w:p>
+    <w:p>
+      <w:pPr>
+        <w:spacing w:after="40" w:before="0"/>
+      </w:pPr>
+      <w:r>
+        <w:t xml:space="preserve">     C. w = 65</w:t>
+      </w:r>
+    </w:p>
+    <w:p>
+      <w:pPr>
+        <w:spacing w:after="40" w:before="0"/>
+      </w:pPr>
+      <w:r>
+        <w:t xml:space="preserve">     D. w = 300</w:t>
+      </w:r>
+    </w:p>
+    <w:p>
+      <w:pPr>
+        <w:spacing w:after="60" w:before="120"/>
+      </w:pPr>
+      <w:r>
+        <w:rPr>
+          <w:color w:val="BBBBBB"/>
+        </w:rPr>
+        <w:t xml:space="preserve">______________________________________________________________________</w:t>
+      </w:r>
+    </w:p>
+    <w:p>
+      <w:pPr>
+        <w:spacing w:after="80" w:before="0"/>
+      </w:pPr>
+      <w:r>
+        <w:rPr>
+          <w:b/>
+          <w:bCs/>
+        </w:rPr>
+        <w:t xml:space="preserve">8. Level 2 Extension — The Final Door: Catch the Detective's Mistake</w:t>
+      </w:r>
+    </w:p>
+    <w:p>
+      <w:pPr>
+        <w:spacing w:after="40" w:before="0"/>
+      </w:pPr>
+      <w:r>
+        <w:t xml:space="preserve">   Step 1 (Clue): Solve the keypad inequality 3x ≤ 18 to find how many bars x fit.</w:t>
+      </w:r>
+    </w:p>
+    <w:p>
+      <w:pPr>
+        <w:spacing w:after="40" w:before="0"/>
+      </w:pPr>
+      <w:r>
+        <w:t xml:space="preserve">   Step 2 (Step 1): 3x ≤ 18</w:t>
+      </w:r>
+    </w:p>
+    <w:p>
+      <w:pPr>
+        <w:spacing w:after="40" w:before="0"/>
+      </w:pPr>
+      <w:r>
+        <w:t xml:space="preserve">   Step 3 (Step 2): Divide only the left side by 3: 3x ÷ 3 ≤ 18</w:t>
+      </w:r>
+    </w:p>
+    <w:p>
+      <w:pPr>
+        <w:spacing w:after="40" w:before="0"/>
+      </w:pPr>
+      <w:r>
+        <w:t xml:space="preserve">   Step 4 (Step 3): x ≤ 18</w:t>
+      </w:r>
+    </w:p>
+    <w:p>
+      <w:pPr>
+        <w:spacing w:after="40" w:before="0"/>
+      </w:pPr>
+      <w:r>
+        <w:t xml:space="preserve">   Step 5 (Answer): At most 18 bars fit.</w:t>
       </w:r>
     </w:p>
     <w:p>
@@ -1040,7 +1032,23 @@
           <w:b/>
           <w:bCs/>
         </w:rPr>
-        <w:t xml:space="preserve">8. Create two word problems about the same situation: one that requires an equation and one that requires an inequality. Solve both and explain why the models are different.</w:t>
+        <w:t xml:space="preserve">9. Fix our table's thinking</w:t>
+      </w:r>
+    </w:p>
+    <w:p>
+      <w:pPr>
+        <w:spacing w:after="40" w:before="0"/>
+      </w:pPr>
+      <w:r>
+        <w:t xml:space="preserve">   Step 1 (The problem): A bus can carry at most 48 passengers. There are already 31 on board. Which inequality shows how many more can board?</w:t>
+      </w:r>
+    </w:p>
+    <w:p>
+      <w:pPr>
+        <w:spacing w:after="40" w:before="0"/>
+      </w:pPr>
+      <w:r>
+        <w:t xml:space="preserve">   Step 2 (A classmate at our table answered): 31 + p &gt; 48</w:t>
       </w:r>
     </w:p>
     <w:p>
@@ -1052,18 +1060,7 @@
           <w:i/>
           <w:iCs/>
         </w:rPr>
-        <w:t xml:space="preserve">Sentence starter: Equation problem: ___. Model: ___. Solution: ___. Inequality problem: ___. Model: ___. Solution: ___. The models are different because ___.</w:t>
-      </w:r>
-    </w:p>
-    <w:p>
-      <w:pPr>
-        <w:spacing w:after="60" w:before="120"/>
-      </w:pPr>
-      <w:r>
-        <w:rPr>
-          <w:color w:val="BBBBBB"/>
-        </w:rPr>
-        <w:t xml:space="preserve">______________________________________________________________________</w:t>
+        <w:t xml:space="preserve">Which step has the mistake? Explain and fix it:</w:t>
       </w:r>
     </w:p>
     <w:p>
@@ -1190,7 +1187,7 @@
           <w:b/>
           <w:bCs/>
         </w:rPr>
-        <w:t xml:space="preserve">3. A. x = 8</w:t>
+        <w:t xml:space="preserve">3. Spot the Common Mistake</w:t>
       </w:r>
     </w:p>
     <w:p>
@@ -1198,7 +1195,43 @@
         <w:spacing w:after="20" w:before="0"/>
       </w:pPr>
       <w:r>
-        <w:t xml:space="preserve">     Subtract 6 from both sides: x = 14 − 6 = 8. Check: 8 + 6 = 14 ✓</w:t>
+        <w:t xml:space="preserve">     The mistake is in Step 3.</w:t>
+      </w:r>
+    </w:p>
+    <w:p>
+      <w:pPr>
+        <w:spacing w:after="20" w:before="0"/>
+      </w:pPr>
+      <w:r>
+        <w:t xml:space="preserve">     Correct work: The variable x is increased by 8, so you undo addition by subtracting 8 from both sides (the inverse operation), not by adding 8 again. x + 8 = 15 becomes x = 15 − 8 = 7. So she found 7 new fingerprints. Check: 7 + 8 = 15 ✓</w:t>
+      </w:r>
+    </w:p>
+    <w:p>
+      <w:pPr>
+        <w:spacing w:after="80" w:before="0"/>
+      </w:pPr>
+      <w:r>
+        <w:t xml:space="preserve">     Watch for: The model x + 8 = 15 is set up correctly, but the solving step adds 8 again instead of undoing it. Since 8 was added to x, you subtract 8 from both sides: x = 15 − 8 = 7 new fingerprints. Check it in the story: 7 + 8 = 15 ✓</w:t>
+      </w:r>
+    </w:p>
+    <w:p>
+      <w:pPr>
+        <w:spacing w:after="40" w:before="0"/>
+      </w:pPr>
+      <w:r>
+        <w:rPr>
+          <w:b/>
+          <w:bCs/>
+        </w:rPr>
+        <w:t xml:space="preserve">4. C. Yes — 13 notebooks per box is reasonable</w:t>
+      </w:r>
+    </w:p>
+    <w:p>
+      <w:pPr>
+        <w:spacing w:after="20" w:before="0"/>
+      </w:pPr>
+      <w:r>
+        <w:t xml:space="preserve">     4 × 13 = 52 ✓. 13 notebooks per box is a reasonable whole number answer.</w:t>
       </w:r>
     </w:p>
     <w:p>
@@ -1222,7 +1255,7 @@
           <w:b/>
           <w:bCs/>
         </w:rPr>
-        <w:t xml:space="preserve">4. A. x ≤ 20</w:t>
+        <w:t xml:space="preserve">5. C. x = 8</w:t>
       </w:r>
     </w:p>
     <w:p>
@@ -1230,7 +1263,7 @@
         <w:spacing w:after="20" w:before="0"/>
       </w:pPr>
       <w:r>
-        <w:t xml:space="preserve">     'At most 20' means 20 or fewer, so x ≤ 20.</w:t>
+        <w:t xml:space="preserve">     Subtract 6 from both sides: x = 14 − 6 = 8. Check: 8 + 6 = 14 ✓</w:t>
       </w:r>
     </w:p>
     <w:p>
@@ -1254,7 +1287,7 @@
           <w:b/>
           <w:bCs/>
         </w:rPr>
-        <w:t xml:space="preserve">5. A. w = 12</w:t>
+        <w:t xml:space="preserve">6. A. x ≤ 20</w:t>
       </w:r>
     </w:p>
     <w:p>
@@ -1262,7 +1295,7 @@
         <w:spacing w:after="20" w:before="0"/>
       </w:pPr>
       <w:r>
-        <w:t xml:space="preserve">     Divide both sides by 5: w = 60 ÷ 5 = 12 pounds. Check: 5 × 12 = 60 ✓</w:t>
+        <w:t xml:space="preserve">     'At most 20' means 20 or fewer, so x ≤ 20.</w:t>
       </w:r>
     </w:p>
     <w:p>
@@ -1286,7 +1319,7 @@
           <w:b/>
           <w:bCs/>
         </w:rPr>
-        <w:t xml:space="preserve">6. Level 2 Extension — The Final Door: Catch the Detective's Mistake</w:t>
+        <w:t xml:space="preserve">7. A. w = 12</w:t>
       </w:r>
     </w:p>
     <w:p>
@@ -1294,6 +1327,38 @@
         <w:spacing w:after="20" w:before="0"/>
       </w:pPr>
       <w:r>
+        <w:t xml:space="preserve">     Divide both sides by 5: w = 60 ÷ 5 = 12 pounds. Check: 5 × 12 = 60 ✓</w:t>
+      </w:r>
+    </w:p>
+    <w:p>
+      <w:pPr>
+        <w:spacing w:after="80" w:before="0"/>
+      </w:pPr>
+      <w:r>
+        <w:rPr>
+          <w:i/>
+          <w:iCs/>
+        </w:rPr>
+        <w:t xml:space="preserve">     Watch for: A common mistake in Equations and Inequalities Problem Solving is matching the wrong model to a key phrase. For 'the getaway car held no more than 6 bags,' students often write the equation b = 6 instead of the inequality b ≤ 6, because they see one number and assume it must be exact. The same mistake happens in reverse: for 'the reward split equally among 5 people gave each $40,' students sometimes write the inequality 5p ≥ 40 instead of the equation 5p = 40, because 'split equally' sounds like it could mean a range. Before you submit, ask: does this phrase give one exact value (equation, =) or a limit/range (inequality, &lt;, &gt;, ≤, ≥)?</w:t>
+      </w:r>
+    </w:p>
+    <w:p>
+      <w:pPr>
+        <w:spacing w:after="40" w:before="0"/>
+      </w:pPr>
+      <w:r>
+        <w:rPr>
+          <w:b/>
+          <w:bCs/>
+        </w:rPr>
+        <w:t xml:space="preserve">8. Level 2 Extension — The Final Door: Catch the Detective's Mistake</w:t>
+      </w:r>
+    </w:p>
+    <w:p>
+      <w:pPr>
+        <w:spacing w:after="20" w:before="0"/>
+      </w:pPr>
+      <w:r>
         <w:t xml:space="preserve">     The mistake is in Step 3.</w:t>
       </w:r>
     </w:p>
@@ -1322,7 +1387,7 @@
           <w:b/>
           <w:bCs/>
         </w:rPr>
-        <w:t xml:space="preserve">7. Find the Problem-Solving Error</w:t>
+        <w:t xml:space="preserve">9. Fix our table's thinking</w:t>
       </w:r>
     </w:p>
     <w:p>
@@ -1338,35 +1403,7 @@
         <w:spacing w:after="20" w:before="0"/>
       </w:pPr>
       <w:r>
-        <w:t xml:space="preserve">     Correct work: 'At most' means less than or equal to, so the model should be an inequality: 134 + c ≤ 200. Solving: c ≤ 66. Up to 66 more cars can park, not exactly 66.</w:t>
-      </w:r>
-    </w:p>
-    <w:p>
-      <w:pPr>
-        <w:spacing w:after="80" w:before="0"/>
-      </w:pPr>
-      <w:r>
-        <w:t xml:space="preserve">     Watch for: The arithmetic is fine, but the model is too strict. 'At most 200 cars' means the lot can hold 200 or fewer, which is ≤, not =. The model should be 134 + c ≤ 200, giving c ≤ 66 — up to 66 more cars can park, not exactly 66.</w:t>
-      </w:r>
-    </w:p>
-    <w:p>
-      <w:pPr>
-        <w:spacing w:after="40" w:before="0"/>
-      </w:pPr>
-      <w:r>
-        <w:rPr>
-          <w:b/>
-          <w:bCs/>
-        </w:rPr>
-        <w:t xml:space="preserve">8. Open response — answers will vary.</w:t>
-      </w:r>
-    </w:p>
-    <w:p>
-      <w:pPr>
-        <w:spacing w:after="80" w:before="0"/>
-      </w:pPr>
-      <w:r>
-        <w:t xml:space="preserve">     Look for key words: equation, inequality, exactly, at least, at most, more than, reasonable.</w:t>
+        <w:t xml:space="preserve">     Correct work: The correct answer is 31 + p ≤ 48. 'At most 48' means the total must be ≤ 48. So 31 + p ≤ 48. Solve: p ≤ 17.</w:t>
       </w:r>
     </w:p>
     <w:sectPr>
@@ -1555,7 +1592,14 @@
 <file path=word/styles.xml><?xml version="1.0" encoding="utf-8"?>
 <w:styles xmlns:mc="http://schemas.openxmlformats.org/markup-compatibility/2006" xmlns:r="http://schemas.openxmlformats.org/officeDocument/2006/relationships" xmlns:w="http://schemas.openxmlformats.org/wordprocessingml/2006/main" xmlns:w14="http://schemas.microsoft.com/office/word/2010/wordml" xmlns:w15="http://schemas.microsoft.com/office/word/2012/wordml" mc:Ignorable="w14 w15">
   <w:docDefaults>
-    <w:rPrDefault/>
+    <w:rPrDefault>
+      <w:rPr>
+        <w:rFonts w:ascii="Arial" w:cs="Arial" w:eastAsia="Arial" w:hAnsi="Arial"/>
+        <w:sz w:val="22"/>
+        <w:szCs w:val="22"/>
+        <w:lang w:val="en-US"/>
+      </w:rPr>
+    </w:rPrDefault>
     <w:pPrDefault/>
   </w:docDefaults>
   <w:style w:type="paragraph" w:styleId="Title">
@@ -1573,10 +1617,16 @@
     <w:basedOn w:val="Normal"/>
     <w:next w:val="Normal"/>
     <w:qFormat/>
+    <w:pPr>
+      <w:keepNext/>
+    </w:pPr>
     <w:rPr>
-      <w:color w:val="2E74B5"/>
-      <w:sz w:val="32"/>
-      <w:szCs w:val="32"/>
+      <w:rFonts w:ascii="Arial" w:cs="Arial" w:eastAsia="Arial" w:hAnsi="Arial"/>
+      <w:b/>
+      <w:bCs/>
+      <w:color w:val="183E56"/>
+      <w:sz w:val="34"/>
+      <w:szCs w:val="34"/>
     </w:rPr>
   </w:style>
   <w:style w:type="paragraph" w:styleId="Heading2">
@@ -1584,8 +1634,14 @@
     <w:basedOn w:val="Normal"/>
     <w:next w:val="Normal"/>
     <w:qFormat/>
+    <w:pPr>
+      <w:keepNext/>
+    </w:pPr>
     <w:rPr>
-      <w:color w:val="2E74B5"/>
+      <w:rFonts w:ascii="Arial" w:cs="Arial" w:eastAsia="Arial" w:hAnsi="Arial"/>
+      <w:b/>
+      <w:bCs/>
+      <w:color w:val="176B70"/>
       <w:sz w:val="26"/>
       <w:szCs w:val="26"/>
     </w:rPr>

--- a/lessons/8-7-group1/homework.docx
+++ b/lessons/8-7-group1/homework.docx
@@ -1096,316 +1096,6 @@
         <w:t xml:space="preserve">______________________________________________________________________</w:t>
       </w:r>
     </w:p>
-    <w:p>
-      <w:r>
-        <w:br w:type="page"/>
-      </w:r>
-    </w:p>
-    <w:p>
-      <w:pPr>
-        <w:pStyle w:val="Heading1"/>
-        <w:spacing w:after="120"/>
-      </w:pPr>
-      <w:r>
-        <w:rPr>
-          <w:b/>
-          <w:bCs/>
-        </w:rPr>
-        <w:t xml:space="preserve">Answer Key (Teacher)</w:t>
-      </w:r>
-    </w:p>
-    <w:p>
-      <w:pPr>
-        <w:spacing w:after="40" w:before="0"/>
-      </w:pPr>
-      <w:r>
-        <w:rPr>
-          <w:b/>
-          <w:bCs/>
-        </w:rPr>
-        <w:t xml:space="preserve">1. A. p + 12 = 45</w:t>
-      </w:r>
-    </w:p>
-    <w:p>
-      <w:pPr>
-        <w:spacing w:after="20" w:before="0"/>
-      </w:pPr>
-      <w:r>
-        <w:t xml:space="preserve">     'Adding 12' to the original number gives 45: p + 12 = 45. Solve: p = 33.</w:t>
-      </w:r>
-    </w:p>
-    <w:p>
-      <w:pPr>
-        <w:spacing w:after="80" w:before="0"/>
-      </w:pPr>
-      <w:r>
-        <w:rPr>
-          <w:i/>
-          <w:iCs/>
-        </w:rPr>
-        <w:t xml:space="preserve">     Watch for: A common mistake in Equations and Inequalities Problem Solving is matching the wrong model to a key phrase. For 'the getaway car held no more than 6 bags,' students often write the equation b = 6 instead of the inequality b ≤ 6, because they see one number and assume it must be exact. The same mistake happens in reverse: for 'the reward split equally among 5 people gave each $40,' students sometimes write the inequality 5p ≥ 40 instead of the equation 5p = 40, because 'split equally' sounds like it could mean a range. Before you submit, ask: does this phrase give one exact value (equation, =) or a limit/range (inequality, &lt;, &gt;, ≤, ≥)?</w:t>
-      </w:r>
-    </w:p>
-    <w:p>
-      <w:pPr>
-        <w:spacing w:after="40" w:before="0"/>
-      </w:pPr>
-      <w:r>
-        <w:rPr>
-          <w:b/>
-          <w:bCs/>
-        </w:rPr>
-        <w:t xml:space="preserve">2. A. 3 + h &gt; 8</w:t>
-      </w:r>
-    </w:p>
-    <w:p>
-      <w:pPr>
-        <w:spacing w:after="20" w:before="0"/>
-      </w:pPr>
-      <w:r>
-        <w:t xml:space="preserve">     3 hours plus additional hours h must be more than 8: 3 + h &gt; 8. Solve: h &gt; 5.</w:t>
-      </w:r>
-    </w:p>
-    <w:p>
-      <w:pPr>
-        <w:spacing w:after="80" w:before="0"/>
-      </w:pPr>
-      <w:r>
-        <w:rPr>
-          <w:i/>
-          <w:iCs/>
-        </w:rPr>
-        <w:t xml:space="preserve">     Watch for: A common mistake in Equations and Inequalities Problem Solving is matching the wrong model to a key phrase. For 'the getaway car held no more than 6 bags,' students often write the equation b = 6 instead of the inequality b ≤ 6, because they see one number and assume it must be exact. The same mistake happens in reverse: for 'the reward split equally among 5 people gave each $40,' students sometimes write the inequality 5p ≥ 40 instead of the equation 5p = 40, because 'split equally' sounds like it could mean a range. Before you submit, ask: does this phrase give one exact value (equation, =) or a limit/range (inequality, &lt;, &gt;, ≤, ≥)?</w:t>
-      </w:r>
-    </w:p>
-    <w:p>
-      <w:pPr>
-        <w:spacing w:after="40" w:before="0"/>
-      </w:pPr>
-      <w:r>
-        <w:rPr>
-          <w:b/>
-          <w:bCs/>
-        </w:rPr>
-        <w:t xml:space="preserve">3. Spot the Common Mistake</w:t>
-      </w:r>
-    </w:p>
-    <w:p>
-      <w:pPr>
-        <w:spacing w:after="20" w:before="0"/>
-      </w:pPr>
-      <w:r>
-        <w:t xml:space="preserve">     The mistake is in Step 3.</w:t>
-      </w:r>
-    </w:p>
-    <w:p>
-      <w:pPr>
-        <w:spacing w:after="20" w:before="0"/>
-      </w:pPr>
-      <w:r>
-        <w:t xml:space="preserve">     Correct work: The variable x is increased by 8, so you undo addition by subtracting 8 from both sides (the inverse operation), not by adding 8 again. x + 8 = 15 becomes x = 15 − 8 = 7. So she found 7 new fingerprints. Check: 7 + 8 = 15 ✓</w:t>
-      </w:r>
-    </w:p>
-    <w:p>
-      <w:pPr>
-        <w:spacing w:after="80" w:before="0"/>
-      </w:pPr>
-      <w:r>
-        <w:t xml:space="preserve">     Watch for: The model x + 8 = 15 is set up correctly, but the solving step adds 8 again instead of undoing it. Since 8 was added to x, you subtract 8 from both sides: x = 15 − 8 = 7 new fingerprints. Check it in the story: 7 + 8 = 15 ✓</w:t>
-      </w:r>
-    </w:p>
-    <w:p>
-      <w:pPr>
-        <w:spacing w:after="40" w:before="0"/>
-      </w:pPr>
-      <w:r>
-        <w:rPr>
-          <w:b/>
-          <w:bCs/>
-        </w:rPr>
-        <w:t xml:space="preserve">4. C. Yes — 13 notebooks per box is reasonable</w:t>
-      </w:r>
-    </w:p>
-    <w:p>
-      <w:pPr>
-        <w:spacing w:after="20" w:before="0"/>
-      </w:pPr>
-      <w:r>
-        <w:t xml:space="preserve">     4 × 13 = 52 ✓. 13 notebooks per box is a reasonable whole number answer.</w:t>
-      </w:r>
-    </w:p>
-    <w:p>
-      <w:pPr>
-        <w:spacing w:after="80" w:before="0"/>
-      </w:pPr>
-      <w:r>
-        <w:rPr>
-          <w:i/>
-          <w:iCs/>
-        </w:rPr>
-        <w:t xml:space="preserve">     Watch for: A common mistake in Equations and Inequalities Problem Solving is matching the wrong model to a key phrase. For 'the getaway car held no more than 6 bags,' students often write the equation b = 6 instead of the inequality b ≤ 6, because they see one number and assume it must be exact. The same mistake happens in reverse: for 'the reward split equally among 5 people gave each $40,' students sometimes write the inequality 5p ≥ 40 instead of the equation 5p = 40, because 'split equally' sounds like it could mean a range. Before you submit, ask: does this phrase give one exact value (equation, =) or a limit/range (inequality, &lt;, &gt;, ≤, ≥)?</w:t>
-      </w:r>
-    </w:p>
-    <w:p>
-      <w:pPr>
-        <w:spacing w:after="40" w:before="0"/>
-      </w:pPr>
-      <w:r>
-        <w:rPr>
-          <w:b/>
-          <w:bCs/>
-        </w:rPr>
-        <w:t xml:space="preserve">5. C. x = 8</w:t>
-      </w:r>
-    </w:p>
-    <w:p>
-      <w:pPr>
-        <w:spacing w:after="20" w:before="0"/>
-      </w:pPr>
-      <w:r>
-        <w:t xml:space="preserve">     Subtract 6 from both sides: x = 14 − 6 = 8. Check: 8 + 6 = 14 ✓</w:t>
-      </w:r>
-    </w:p>
-    <w:p>
-      <w:pPr>
-        <w:spacing w:after="80" w:before="0"/>
-      </w:pPr>
-      <w:r>
-        <w:rPr>
-          <w:i/>
-          <w:iCs/>
-        </w:rPr>
-        <w:t xml:space="preserve">     Watch for: A common mistake in Equations and Inequalities Problem Solving is matching the wrong model to a key phrase. For 'the getaway car held no more than 6 bags,' students often write the equation b = 6 instead of the inequality b ≤ 6, because they see one number and assume it must be exact. The same mistake happens in reverse: for 'the reward split equally among 5 people gave each $40,' students sometimes write the inequality 5p ≥ 40 instead of the equation 5p = 40, because 'split equally' sounds like it could mean a range. Before you submit, ask: does this phrase give one exact value (equation, =) or a limit/range (inequality, &lt;, &gt;, ≤, ≥)?</w:t>
-      </w:r>
-    </w:p>
-    <w:p>
-      <w:pPr>
-        <w:spacing w:after="40" w:before="0"/>
-      </w:pPr>
-      <w:r>
-        <w:rPr>
-          <w:b/>
-          <w:bCs/>
-        </w:rPr>
-        <w:t xml:space="preserve">6. A. x ≤ 20</w:t>
-      </w:r>
-    </w:p>
-    <w:p>
-      <w:pPr>
-        <w:spacing w:after="20" w:before="0"/>
-      </w:pPr>
-      <w:r>
-        <w:t xml:space="preserve">     'At most 20' means 20 or fewer, so x ≤ 20.</w:t>
-      </w:r>
-    </w:p>
-    <w:p>
-      <w:pPr>
-        <w:spacing w:after="80" w:before="0"/>
-      </w:pPr>
-      <w:r>
-        <w:rPr>
-          <w:i/>
-          <w:iCs/>
-        </w:rPr>
-        <w:t xml:space="preserve">     Watch for: A common mistake in Equations and Inequalities Problem Solving is matching the wrong model to a key phrase. For 'the getaway car held no more than 6 bags,' students often write the equation b = 6 instead of the inequality b ≤ 6, because they see one number and assume it must be exact. The same mistake happens in reverse: for 'the reward split equally among 5 people gave each $40,' students sometimes write the inequality 5p ≥ 40 instead of the equation 5p = 40, because 'split equally' sounds like it could mean a range. Before you submit, ask: does this phrase give one exact value (equation, =) or a limit/range (inequality, &lt;, &gt;, ≤, ≥)?</w:t>
-      </w:r>
-    </w:p>
-    <w:p>
-      <w:pPr>
-        <w:spacing w:after="40" w:before="0"/>
-      </w:pPr>
-      <w:r>
-        <w:rPr>
-          <w:b/>
-          <w:bCs/>
-        </w:rPr>
-        <w:t xml:space="preserve">7. A. w = 12</w:t>
-      </w:r>
-    </w:p>
-    <w:p>
-      <w:pPr>
-        <w:spacing w:after="20" w:before="0"/>
-      </w:pPr>
-      <w:r>
-        <w:t xml:space="preserve">     Divide both sides by 5: w = 60 ÷ 5 = 12 pounds. Check: 5 × 12 = 60 ✓</w:t>
-      </w:r>
-    </w:p>
-    <w:p>
-      <w:pPr>
-        <w:spacing w:after="80" w:before="0"/>
-      </w:pPr>
-      <w:r>
-        <w:rPr>
-          <w:i/>
-          <w:iCs/>
-        </w:rPr>
-        <w:t xml:space="preserve">     Watch for: A common mistake in Equations and Inequalities Problem Solving is matching the wrong model to a key phrase. For 'the getaway car held no more than 6 bags,' students often write the equation b = 6 instead of the inequality b ≤ 6, because they see one number and assume it must be exact. The same mistake happens in reverse: for 'the reward split equally among 5 people gave each $40,' students sometimes write the inequality 5p ≥ 40 instead of the equation 5p = 40, because 'split equally' sounds like it could mean a range. Before you submit, ask: does this phrase give one exact value (equation, =) or a limit/range (inequality, &lt;, &gt;, ≤, ≥)?</w:t>
-      </w:r>
-    </w:p>
-    <w:p>
-      <w:pPr>
-        <w:spacing w:after="40" w:before="0"/>
-      </w:pPr>
-      <w:r>
-        <w:rPr>
-          <w:b/>
-          <w:bCs/>
-        </w:rPr>
-        <w:t xml:space="preserve">8. Level 2 Extension — The Final Door: Catch the Detective's Mistake</w:t>
-      </w:r>
-    </w:p>
-    <w:p>
-      <w:pPr>
-        <w:spacing w:after="20" w:before="0"/>
-      </w:pPr>
-      <w:r>
-        <w:t xml:space="preserve">     The mistake is in Step 3.</w:t>
-      </w:r>
-    </w:p>
-    <w:p>
-      <w:pPr>
-        <w:spacing w:after="20" w:before="0"/>
-      </w:pPr>
-      <w:r>
-        <w:t xml:space="preserve">     Correct work: Whatever you do to one side of an inequality, you must do to the OTHER side too. Dividing only the left side by 3 breaks the balance. 3x ≤ 18 becomes 3x ÷ 3 ≤ 18 ÷ 3, which gives x ≤ 6. So at most 6 bars fit, not 18.</w:t>
-      </w:r>
-    </w:p>
-    <w:p>
-      <w:pPr>
-        <w:spacing w:after="80" w:before="0"/>
-      </w:pPr>
-      <w:r>
-        <w:t xml:space="preserve">     Watch for: An inequality stays true only if both sides get exactly the same treatment. Dividing just the left side by 3 breaks that balance, which is how the impossible x ≤ 18 appeared. Dividing both sides gives 3x ÷ 3 ≤ 18 ÷ 3, so x ≤ 6 — at most 6 bars fit.</w:t>
-      </w:r>
-    </w:p>
-    <w:p>
-      <w:pPr>
-        <w:spacing w:after="40" w:before="0"/>
-      </w:pPr>
-      <w:r>
-        <w:rPr>
-          <w:b/>
-          <w:bCs/>
-        </w:rPr>
-        <w:t xml:space="preserve">9. Fix our table's thinking</w:t>
-      </w:r>
-    </w:p>
-    <w:p>
-      <w:pPr>
-        <w:spacing w:after="20" w:before="0"/>
-      </w:pPr>
-      <w:r>
-        <w:t xml:space="preserve">     The mistake is in Step 2.</w:t>
-      </w:r>
-    </w:p>
-    <w:p>
-      <w:pPr>
-        <w:spacing w:after="20" w:before="0"/>
-      </w:pPr>
-      <w:r>
-        <w:t xml:space="preserve">     Correct work: The correct answer is 31 + p ≤ 48. 'At most 48' means the total must be ≤ 48. So 31 + p ≤ 48. Solve: p ≤ 17.</w:t>
-      </w:r>
-    </w:p>
     <w:sectPr>
       <w:pgSz w:w="11906" w:h="16838" w:orient="portrait"/>
       <w:pgMar w:top="720" w:right="900" w:bottom="720" w:left="900" w:header="708" w:footer="708" w:gutter="0"/>
